--- a/Week 3/Bonus-Mediroza/Mediroza_Pentest_Report.docx
+++ b/Week 3/Bonus-Mediroza/Mediroza_Pentest_Report.docx
@@ -132,12 +132,6 @@
         <w:gridCol w:w="6200"/>
       </w:tblGrid>
       <w:tr>
-        <w:tblPrEx>
-          <w:tblCellMar>
-            <w:top w:w="0" w:type="dxa"/>
-            <w:bottom w:w="0" w:type="dxa"/>
-          </w:tblCellMar>
-        </w:tblPrEx>
         <w:tc>
           <w:tcPr>
             <w:tcW w:w="3000" w:type="dxa"/>
@@ -185,12 +179,6 @@
         </w:tc>
       </w:tr>
       <w:tr>
-        <w:tblPrEx>
-          <w:tblCellMar>
-            <w:top w:w="0" w:type="dxa"/>
-            <w:bottom w:w="0" w:type="dxa"/>
-          </w:tblCellMar>
-        </w:tblPrEx>
         <w:tc>
           <w:tcPr>
             <w:tcW w:w="3000" w:type="dxa"/>
@@ -238,12 +226,6 @@
         </w:tc>
       </w:tr>
       <w:tr>
-        <w:tblPrEx>
-          <w:tblCellMar>
-            <w:top w:w="0" w:type="dxa"/>
-            <w:bottom w:w="0" w:type="dxa"/>
-          </w:tblCellMar>
-        </w:tblPrEx>
         <w:tc>
           <w:tcPr>
             <w:tcW w:w="3000" w:type="dxa"/>
@@ -291,12 +273,6 @@
         </w:tc>
       </w:tr>
       <w:tr>
-        <w:tblPrEx>
-          <w:tblCellMar>
-            <w:top w:w="0" w:type="dxa"/>
-            <w:bottom w:w="0" w:type="dxa"/>
-          </w:tblCellMar>
-        </w:tblPrEx>
         <w:tc>
           <w:tcPr>
             <w:tcW w:w="3000" w:type="dxa"/>
@@ -338,21 +314,7 @@
                 <w:rFonts w:ascii="Calibri" w:eastAsia="Calibri" w:hAnsi="Calibri" w:cs="Calibri"/>
                 <w:color w:val="111827"/>
               </w:rPr>
-              <w:t>[25th September</w:t>
-            </w:r>
-            <w:r>
-              <w:rPr>
-                <w:rFonts w:ascii="Calibri" w:eastAsia="Calibri" w:hAnsi="Calibri" w:cs="Calibri"/>
-                <w:color w:val="111827"/>
-              </w:rPr>
-              <w:t xml:space="preserve"> </w:t>
-            </w:r>
-            <w:r>
-              <w:rPr>
-                <w:rFonts w:ascii="Calibri" w:eastAsia="Calibri" w:hAnsi="Calibri" w:cs="Calibri"/>
-                <w:color w:val="111827"/>
-              </w:rPr>
-              <w:t>2026]</w:t>
+              <w:t>[25th September 2026]</w:t>
             </w:r>
           </w:p>
         </w:tc>
@@ -420,7 +382,7 @@
         <w:pStyle w:val="Heading2"/>
         <w:spacing w:before="260" w:after="140"/>
       </w:pPr>
-      <w:bookmarkStart w:id="0" w:name="_Toc241263655"/>
+      <w:bookmarkStart w:id="0" w:name="_Toc241268132"/>
       <w:r>
         <w:rPr>
           <w:rFonts w:ascii="Calibri" w:eastAsia="Calibri" w:hAnsi="Calibri" w:cs="Calibri"/>
@@ -496,12 +458,6 @@
         <w:gridCol w:w="6200"/>
       </w:tblGrid>
       <w:tr>
-        <w:tblPrEx>
-          <w:tblCellMar>
-            <w:top w:w="0" w:type="dxa"/>
-            <w:bottom w:w="0" w:type="dxa"/>
-          </w:tblCellMar>
-        </w:tblPrEx>
         <w:tc>
           <w:tcPr>
             <w:tcW w:w="3200" w:type="dxa"/>
@@ -576,12 +532,6 @@
         </w:tc>
       </w:tr>
       <w:tr>
-        <w:tblPrEx>
-          <w:tblCellMar>
-            <w:top w:w="0" w:type="dxa"/>
-            <w:bottom w:w="0" w:type="dxa"/>
-          </w:tblCellMar>
-        </w:tblPrEx>
         <w:tc>
           <w:tcPr>
             <w:tcW w:w="3200" w:type="dxa"/>
@@ -629,12 +579,6 @@
         </w:tc>
       </w:tr>
       <w:tr>
-        <w:tblPrEx>
-          <w:tblCellMar>
-            <w:top w:w="0" w:type="dxa"/>
-            <w:bottom w:w="0" w:type="dxa"/>
-          </w:tblCellMar>
-        </w:tblPrEx>
         <w:tc>
           <w:tcPr>
             <w:tcW w:w="3200" w:type="dxa"/>
@@ -698,12 +642,6 @@
         </w:tc>
       </w:tr>
       <w:tr>
-        <w:tblPrEx>
-          <w:tblCellMar>
-            <w:top w:w="0" w:type="dxa"/>
-            <w:bottom w:w="0" w:type="dxa"/>
-          </w:tblCellMar>
-        </w:tblPrEx>
         <w:tc>
           <w:tcPr>
             <w:tcW w:w="3200" w:type="dxa"/>
@@ -751,12 +689,6 @@
         </w:tc>
       </w:tr>
       <w:tr>
-        <w:tblPrEx>
-          <w:tblCellMar>
-            <w:top w:w="0" w:type="dxa"/>
-            <w:bottom w:w="0" w:type="dxa"/>
-          </w:tblCellMar>
-        </w:tblPrEx>
         <w:tc>
           <w:tcPr>
             <w:tcW w:w="3200" w:type="dxa"/>
@@ -820,12 +752,6 @@
         </w:tc>
       </w:tr>
       <w:tr>
-        <w:tblPrEx>
-          <w:tblCellMar>
-            <w:top w:w="0" w:type="dxa"/>
-            <w:bottom w:w="0" w:type="dxa"/>
-          </w:tblCellMar>
-        </w:tblPrEx>
         <w:tc>
           <w:tcPr>
             <w:tcW w:w="3200" w:type="dxa"/>
@@ -867,21 +793,7 @@
                 <w:rFonts w:ascii="Calibri" w:eastAsia="Calibri" w:hAnsi="Calibri" w:cs="Calibri"/>
                 <w:color w:val="111827"/>
               </w:rPr>
-              <w:t>[25th September</w:t>
-            </w:r>
-            <w:r>
-              <w:rPr>
-                <w:rFonts w:ascii="Calibri" w:eastAsia="Calibri" w:hAnsi="Calibri" w:cs="Calibri"/>
-                <w:color w:val="111827"/>
-              </w:rPr>
-              <w:t xml:space="preserve"> </w:t>
-            </w:r>
-            <w:r>
-              <w:rPr>
-                <w:rFonts w:ascii="Calibri" w:eastAsia="Calibri" w:hAnsi="Calibri" w:cs="Calibri"/>
-                <w:color w:val="111827"/>
-              </w:rPr>
-              <w:t>2026]</w:t>
+              <w:t>[25th September 2026]</w:t>
             </w:r>
           </w:p>
         </w:tc>
@@ -931,12 +843,6 @@
         <w:gridCol w:w="6200"/>
       </w:tblGrid>
       <w:tr>
-        <w:tblPrEx>
-          <w:tblCellMar>
-            <w:top w:w="0" w:type="dxa"/>
-            <w:bottom w:w="0" w:type="dxa"/>
-          </w:tblCellMar>
-        </w:tblPrEx>
         <w:tc>
           <w:tcPr>
             <w:tcW w:w="3200" w:type="dxa"/>
@@ -984,12 +890,6 @@
         </w:tc>
       </w:tr>
       <w:tr>
-        <w:tblPrEx>
-          <w:tblCellMar>
-            <w:top w:w="0" w:type="dxa"/>
-            <w:bottom w:w="0" w:type="dxa"/>
-          </w:tblCellMar>
-        </w:tblPrEx>
         <w:tc>
           <w:tcPr>
             <w:tcW w:w="3200" w:type="dxa"/>
@@ -1037,12 +937,6 @@
         </w:tc>
       </w:tr>
       <w:tr>
-        <w:tblPrEx>
-          <w:tblCellMar>
-            <w:top w:w="0" w:type="dxa"/>
-            <w:bottom w:w="0" w:type="dxa"/>
-          </w:tblCellMar>
-        </w:tblPrEx>
         <w:tc>
           <w:tcPr>
             <w:tcW w:w="3200" w:type="dxa"/>
@@ -1090,12 +984,6 @@
         </w:tc>
       </w:tr>
       <w:tr>
-        <w:tblPrEx>
-          <w:tblCellMar>
-            <w:top w:w="0" w:type="dxa"/>
-            <w:bottom w:w="0" w:type="dxa"/>
-          </w:tblCellMar>
-        </w:tblPrEx>
         <w:tc>
           <w:tcPr>
             <w:tcW w:w="3200" w:type="dxa"/>
@@ -1143,12 +1031,6 @@
         </w:tc>
       </w:tr>
       <w:tr>
-        <w:tblPrEx>
-          <w:tblCellMar>
-            <w:top w:w="0" w:type="dxa"/>
-            <w:bottom w:w="0" w:type="dxa"/>
-          </w:tblCellMar>
-        </w:tblPrEx>
         <w:tc>
           <w:tcPr>
             <w:tcW w:w="3200" w:type="dxa"/>
@@ -1209,7 +1091,7 @@
         </w:pBdr>
         <w:spacing w:before="400" w:after="200"/>
       </w:pPr>
-      <w:bookmarkStart w:id="1" w:name="_Toc241263656"/>
+      <w:bookmarkStart w:id="1" w:name="_Toc241268133"/>
       <w:r>
         <w:rPr>
           <w:rFonts w:ascii="Calibri" w:eastAsia="Calibri" w:hAnsi="Calibri" w:cs="Calibri"/>
@@ -1254,7 +1136,7 @@
           <w:r>
             <w:fldChar w:fldCharType="separate"/>
           </w:r>
-          <w:hyperlink w:anchor="_Toc241263655" w:history="1">
+          <w:hyperlink w:anchor="_Toc241268132" w:history="1">
             <w:r>
               <w:rPr>
                 <w:rStyle w:val="Hyperlink"/>
@@ -1281,7 +1163,7 @@
               <w:rPr>
                 <w:noProof/>
               </w:rPr>
-              <w:instrText xml:space="preserve"> PAGEREF _Toc241263655 \h </w:instrText>
+              <w:instrText xml:space="preserve"> PAGEREF _Toc241268132 \h </w:instrText>
             </w:r>
             <w:r>
               <w:rPr>
@@ -1323,7 +1205,7 @@
               <w14:ligatures w14:val="standardContextual"/>
             </w:rPr>
           </w:pPr>
-          <w:hyperlink w:anchor="_Toc241263656" w:history="1">
+          <w:hyperlink w:anchor="_Toc241268133" w:history="1">
             <w:r>
               <w:rPr>
                 <w:rStyle w:val="Hyperlink"/>
@@ -1350,7 +1232,7 @@
               <w:rPr>
                 <w:noProof/>
               </w:rPr>
-              <w:instrText xml:space="preserve"> PAGEREF _Toc241263656 \h </w:instrText>
+              <w:instrText xml:space="preserve"> PAGEREF _Toc241268133 \h </w:instrText>
             </w:r>
             <w:r>
               <w:rPr>
@@ -1392,7 +1274,7 @@
               <w14:ligatures w14:val="standardContextual"/>
             </w:rPr>
           </w:pPr>
-          <w:hyperlink w:anchor="_Toc241263657" w:history="1">
+          <w:hyperlink w:anchor="_Toc241268134" w:history="1">
             <w:r>
               <w:rPr>
                 <w:rStyle w:val="Hyperlink"/>
@@ -1419,7 +1301,7 @@
               <w:rPr>
                 <w:noProof/>
               </w:rPr>
-              <w:instrText xml:space="preserve"> PAGEREF _Toc241263657 \h </w:instrText>
+              <w:instrText xml:space="preserve"> PAGEREF _Toc241268134 \h </w:instrText>
             </w:r>
             <w:r>
               <w:rPr>
@@ -1461,7 +1343,7 @@
               <w14:ligatures w14:val="standardContextual"/>
             </w:rPr>
           </w:pPr>
-          <w:hyperlink w:anchor="_Toc241263658" w:history="1">
+          <w:hyperlink w:anchor="_Toc241268135" w:history="1">
             <w:r>
               <w:rPr>
                 <w:rStyle w:val="Hyperlink"/>
@@ -1488,7 +1370,7 @@
               <w:rPr>
                 <w:noProof/>
               </w:rPr>
-              <w:instrText xml:space="preserve"> PAGEREF _Toc241263658 \h </w:instrText>
+              <w:instrText xml:space="preserve"> PAGEREF _Toc241268135 \h </w:instrText>
             </w:r>
             <w:r>
               <w:rPr>
@@ -1530,7 +1412,7 @@
               <w14:ligatures w14:val="standardContextual"/>
             </w:rPr>
           </w:pPr>
-          <w:hyperlink w:anchor="_Toc241263659" w:history="1">
+          <w:hyperlink w:anchor="_Toc241268136" w:history="1">
             <w:r>
               <w:rPr>
                 <w:rStyle w:val="Hyperlink"/>
@@ -1557,7 +1439,7 @@
               <w:rPr>
                 <w:noProof/>
               </w:rPr>
-              <w:instrText xml:space="preserve"> PAGEREF _Toc241263659 \h </w:instrText>
+              <w:instrText xml:space="preserve"> PAGEREF _Toc241268136 \h </w:instrText>
             </w:r>
             <w:r>
               <w:rPr>
@@ -1599,7 +1481,7 @@
               <w14:ligatures w14:val="standardContextual"/>
             </w:rPr>
           </w:pPr>
-          <w:hyperlink w:anchor="_Toc241263660" w:history="1">
+          <w:hyperlink w:anchor="_Toc241268137" w:history="1">
             <w:r>
               <w:rPr>
                 <w:rStyle w:val="Hyperlink"/>
@@ -1626,7 +1508,7 @@
               <w:rPr>
                 <w:noProof/>
               </w:rPr>
-              <w:instrText xml:space="preserve"> PAGEREF _Toc241263660 \h </w:instrText>
+              <w:instrText xml:space="preserve"> PAGEREF _Toc241268137 \h </w:instrText>
             </w:r>
             <w:r>
               <w:rPr>
@@ -1668,7 +1550,7 @@
               <w14:ligatures w14:val="standardContextual"/>
             </w:rPr>
           </w:pPr>
-          <w:hyperlink w:anchor="_Toc241263661" w:history="1">
+          <w:hyperlink w:anchor="_Toc241268138" w:history="1">
             <w:r>
               <w:rPr>
                 <w:rStyle w:val="Hyperlink"/>
@@ -1695,7 +1577,7 @@
               <w:rPr>
                 <w:noProof/>
               </w:rPr>
-              <w:instrText xml:space="preserve"> PAGEREF _Toc241263661 \h </w:instrText>
+              <w:instrText xml:space="preserve"> PAGEREF _Toc241268138 \h </w:instrText>
             </w:r>
             <w:r>
               <w:rPr>
@@ -1737,7 +1619,7 @@
               <w14:ligatures w14:val="standardContextual"/>
             </w:rPr>
           </w:pPr>
-          <w:hyperlink w:anchor="_Toc241263662" w:history="1">
+          <w:hyperlink w:anchor="_Toc241268139" w:history="1">
             <w:r>
               <w:rPr>
                 <w:rStyle w:val="Hyperlink"/>
@@ -1764,7 +1646,7 @@
               <w:rPr>
                 <w:noProof/>
               </w:rPr>
-              <w:instrText xml:space="preserve"> PAGEREF _Toc241263662 \h </w:instrText>
+              <w:instrText xml:space="preserve"> PAGEREF _Toc241268139 \h </w:instrText>
             </w:r>
             <w:r>
               <w:rPr>
@@ -1806,7 +1688,7 @@
               <w14:ligatures w14:val="standardContextual"/>
             </w:rPr>
           </w:pPr>
-          <w:hyperlink w:anchor="_Toc241263663" w:history="1">
+          <w:hyperlink w:anchor="_Toc241268140" w:history="1">
             <w:r>
               <w:rPr>
                 <w:rStyle w:val="Hyperlink"/>
@@ -1833,7 +1715,7 @@
               <w:rPr>
                 <w:noProof/>
               </w:rPr>
-              <w:instrText xml:space="preserve"> PAGEREF _Toc241263663 \h </w:instrText>
+              <w:instrText xml:space="preserve"> PAGEREF _Toc241268140 \h </w:instrText>
             </w:r>
             <w:r>
               <w:rPr>
@@ -1875,7 +1757,7 @@
               <w14:ligatures w14:val="standardContextual"/>
             </w:rPr>
           </w:pPr>
-          <w:hyperlink w:anchor="_Toc241263664" w:history="1">
+          <w:hyperlink w:anchor="_Toc241268141" w:history="1">
             <w:r>
               <w:rPr>
                 <w:rStyle w:val="Hyperlink"/>
@@ -1902,7 +1784,7 @@
               <w:rPr>
                 <w:noProof/>
               </w:rPr>
-              <w:instrText xml:space="preserve"> PAGEREF _Toc241263664 \h </w:instrText>
+              <w:instrText xml:space="preserve"> PAGEREF _Toc241268141 \h </w:instrText>
             </w:r>
             <w:r>
               <w:rPr>
@@ -1944,7 +1826,7 @@
               <w14:ligatures w14:val="standardContextual"/>
             </w:rPr>
           </w:pPr>
-          <w:hyperlink w:anchor="_Toc241263665" w:history="1">
+          <w:hyperlink w:anchor="_Toc241268142" w:history="1">
             <w:r>
               <w:rPr>
                 <w:rStyle w:val="Hyperlink"/>
@@ -1971,7 +1853,7 @@
               <w:rPr>
                 <w:noProof/>
               </w:rPr>
-              <w:instrText xml:space="preserve"> PAGEREF _Toc241263665 \h </w:instrText>
+              <w:instrText xml:space="preserve"> PAGEREF _Toc241268142 \h </w:instrText>
             </w:r>
             <w:r>
               <w:rPr>
@@ -2013,7 +1895,7 @@
               <w14:ligatures w14:val="standardContextual"/>
             </w:rPr>
           </w:pPr>
-          <w:hyperlink w:anchor="_Toc241263666" w:history="1">
+          <w:hyperlink w:anchor="_Toc241268143" w:history="1">
             <w:r>
               <w:rPr>
                 <w:rStyle w:val="Hyperlink"/>
@@ -2040,7 +1922,7 @@
               <w:rPr>
                 <w:noProof/>
               </w:rPr>
-              <w:instrText xml:space="preserve"> PAGEREF _Toc241263666 \h </w:instrText>
+              <w:instrText xml:space="preserve"> PAGEREF _Toc241268143 \h </w:instrText>
             </w:r>
             <w:r>
               <w:rPr>
@@ -2082,7 +1964,7 @@
               <w14:ligatures w14:val="standardContextual"/>
             </w:rPr>
           </w:pPr>
-          <w:hyperlink w:anchor="_Toc241263667" w:history="1">
+          <w:hyperlink w:anchor="_Toc241268144" w:history="1">
             <w:r>
               <w:rPr>
                 <w:rStyle w:val="Hyperlink"/>
@@ -2109,7 +1991,7 @@
               <w:rPr>
                 <w:noProof/>
               </w:rPr>
-              <w:instrText xml:space="preserve"> PAGEREF _Toc241263667 \h </w:instrText>
+              <w:instrText xml:space="preserve"> PAGEREF _Toc241268144 \h </w:instrText>
             </w:r>
             <w:r>
               <w:rPr>
@@ -2151,7 +2033,7 @@
               <w14:ligatures w14:val="standardContextual"/>
             </w:rPr>
           </w:pPr>
-          <w:hyperlink w:anchor="_Toc241263668" w:history="1">
+          <w:hyperlink w:anchor="_Toc241268145" w:history="1">
             <w:r>
               <w:rPr>
                 <w:rStyle w:val="Hyperlink"/>
@@ -2178,7 +2060,7 @@
               <w:rPr>
                 <w:noProof/>
               </w:rPr>
-              <w:instrText xml:space="preserve"> PAGEREF _Toc241263668 \h </w:instrText>
+              <w:instrText xml:space="preserve"> PAGEREF _Toc241268145 \h </w:instrText>
             </w:r>
             <w:r>
               <w:rPr>
@@ -2220,7 +2102,7 @@
               <w14:ligatures w14:val="standardContextual"/>
             </w:rPr>
           </w:pPr>
-          <w:hyperlink w:anchor="_Toc241263669" w:history="1">
+          <w:hyperlink w:anchor="_Toc241268146" w:history="1">
             <w:r>
               <w:rPr>
                 <w:rStyle w:val="Hyperlink"/>
@@ -2247,7 +2129,7 @@
               <w:rPr>
                 <w:noProof/>
               </w:rPr>
-              <w:instrText xml:space="preserve"> PAGEREF _Toc241263669 \h </w:instrText>
+              <w:instrText xml:space="preserve"> PAGEREF _Toc241268146 \h </w:instrText>
             </w:r>
             <w:r>
               <w:rPr>
@@ -2289,7 +2171,7 @@
               <w14:ligatures w14:val="standardContextual"/>
             </w:rPr>
           </w:pPr>
-          <w:hyperlink w:anchor="_Toc241263670" w:history="1">
+          <w:hyperlink w:anchor="_Toc241268147" w:history="1">
             <w:r>
               <w:rPr>
                 <w:rStyle w:val="Hyperlink"/>
@@ -2316,7 +2198,7 @@
               <w:rPr>
                 <w:noProof/>
               </w:rPr>
-              <w:instrText xml:space="preserve"> PAGEREF _Toc241263670 \h </w:instrText>
+              <w:instrText xml:space="preserve"> PAGEREF _Toc241268147 \h </w:instrText>
             </w:r>
             <w:r>
               <w:rPr>
@@ -2358,7 +2240,7 @@
               <w14:ligatures w14:val="standardContextual"/>
             </w:rPr>
           </w:pPr>
-          <w:hyperlink w:anchor="_Toc241263671" w:history="1">
+          <w:hyperlink w:anchor="_Toc241268148" w:history="1">
             <w:r>
               <w:rPr>
                 <w:rStyle w:val="Hyperlink"/>
@@ -2395,7 +2277,7 @@
               <w:rPr>
                 <w:noProof/>
               </w:rPr>
-              <w:instrText xml:space="preserve"> PAGEREF _Toc241263671 \h </w:instrText>
+              <w:instrText xml:space="preserve"> PAGEREF _Toc241268148 \h </w:instrText>
             </w:r>
             <w:r>
               <w:rPr>
@@ -2437,7 +2319,7 @@
               <w14:ligatures w14:val="standardContextual"/>
             </w:rPr>
           </w:pPr>
-          <w:hyperlink w:anchor="_Toc241263672" w:history="1">
+          <w:hyperlink w:anchor="_Toc241268149" w:history="1">
             <w:r>
               <w:rPr>
                 <w:rStyle w:val="Hyperlink"/>
@@ -2474,7 +2356,7 @@
               <w:rPr>
                 <w:noProof/>
               </w:rPr>
-              <w:instrText xml:space="preserve"> PAGEREF _Toc241263672 \h </w:instrText>
+              <w:instrText xml:space="preserve"> PAGEREF _Toc241268149 \h </w:instrText>
             </w:r>
             <w:r>
               <w:rPr>
@@ -2516,7 +2398,7 @@
               <w14:ligatures w14:val="standardContextual"/>
             </w:rPr>
           </w:pPr>
-          <w:hyperlink w:anchor="_Toc241263673" w:history="1">
+          <w:hyperlink w:anchor="_Toc241268150" w:history="1">
             <w:r>
               <w:rPr>
                 <w:rStyle w:val="Hyperlink"/>
@@ -2553,7 +2435,7 @@
               <w:rPr>
                 <w:noProof/>
               </w:rPr>
-              <w:instrText xml:space="preserve"> PAGEREF _Toc241263673 \h </w:instrText>
+              <w:instrText xml:space="preserve"> PAGEREF _Toc241268150 \h </w:instrText>
             </w:r>
             <w:r>
               <w:rPr>
@@ -2595,7 +2477,7 @@
               <w14:ligatures w14:val="standardContextual"/>
             </w:rPr>
           </w:pPr>
-          <w:hyperlink w:anchor="_Toc241263674" w:history="1">
+          <w:hyperlink w:anchor="_Toc241268151" w:history="1">
             <w:r>
               <w:rPr>
                 <w:rStyle w:val="Hyperlink"/>
@@ -2622,7 +2504,7 @@
               <w:rPr>
                 <w:noProof/>
               </w:rPr>
-              <w:instrText xml:space="preserve"> PAGEREF _Toc241263674 \h </w:instrText>
+              <w:instrText xml:space="preserve"> PAGEREF _Toc241268151 \h </w:instrText>
             </w:r>
             <w:r>
               <w:rPr>
@@ -2639,7 +2521,7 @@
               <w:rPr>
                 <w:noProof/>
               </w:rPr>
-              <w:t>29</w:t>
+              <w:t>30</w:t>
             </w:r>
             <w:r>
               <w:rPr>
@@ -2681,7 +2563,7 @@
         </w:pBdr>
         <w:spacing w:before="400" w:after="200"/>
       </w:pPr>
-      <w:bookmarkStart w:id="2" w:name="_Toc241263657"/>
+      <w:bookmarkStart w:id="2" w:name="_Toc241268134"/>
       <w:proofErr w:type="gramStart"/>
       <w:r>
         <w:rPr>
@@ -2811,7 +2693,7 @@
         </w:pBdr>
         <w:spacing w:before="400" w:after="200"/>
       </w:pPr>
-      <w:bookmarkStart w:id="3" w:name="_Toc241263658"/>
+      <w:bookmarkStart w:id="3" w:name="_Toc241268135"/>
       <w:proofErr w:type="gramStart"/>
       <w:r>
         <w:rPr>
@@ -2985,7 +2867,7 @@
         </w:pBdr>
         <w:spacing w:before="400" w:after="200"/>
       </w:pPr>
-      <w:bookmarkStart w:id="4" w:name="_Toc241263659"/>
+      <w:bookmarkStart w:id="4" w:name="_Toc241268136"/>
       <w:proofErr w:type="gramStart"/>
       <w:r>
         <w:rPr>
@@ -3337,7 +3219,7 @@
         </w:pBdr>
         <w:spacing w:before="400" w:after="200"/>
       </w:pPr>
-      <w:bookmarkStart w:id="5" w:name="_Toc241263660"/>
+      <w:bookmarkStart w:id="5" w:name="_Toc241268137"/>
       <w:proofErr w:type="gramStart"/>
       <w:r>
         <w:rPr>
@@ -3423,12 +3305,6 @@
         <w:gridCol w:w="5800"/>
       </w:tblGrid>
       <w:tr>
-        <w:tblPrEx>
-          <w:tblCellMar>
-            <w:top w:w="0" w:type="dxa"/>
-            <w:bottom w:w="0" w:type="dxa"/>
-          </w:tblCellMar>
-        </w:tblPrEx>
         <w:tc>
           <w:tcPr>
             <w:tcW w:w="3400" w:type="dxa"/>
@@ -3476,12 +3352,6 @@
         </w:tc>
       </w:tr>
       <w:tr>
-        <w:tblPrEx>
-          <w:tblCellMar>
-            <w:top w:w="0" w:type="dxa"/>
-            <w:bottom w:w="0" w:type="dxa"/>
-          </w:tblCellMar>
-        </w:tblPrEx>
         <w:tc>
           <w:tcPr>
             <w:tcW w:w="3400" w:type="dxa"/>
@@ -3545,12 +3415,6 @@
         </w:tc>
       </w:tr>
       <w:tr>
-        <w:tblPrEx>
-          <w:tblCellMar>
-            <w:top w:w="0" w:type="dxa"/>
-            <w:bottom w:w="0" w:type="dxa"/>
-          </w:tblCellMar>
-        </w:tblPrEx>
         <w:tc>
           <w:tcPr>
             <w:tcW w:w="3400" w:type="dxa"/>
@@ -3598,12 +3462,6 @@
         </w:tc>
       </w:tr>
       <w:tr>
-        <w:tblPrEx>
-          <w:tblCellMar>
-            <w:top w:w="0" w:type="dxa"/>
-            <w:bottom w:w="0" w:type="dxa"/>
-          </w:tblCellMar>
-        </w:tblPrEx>
         <w:tc>
           <w:tcPr>
             <w:tcW w:w="3400" w:type="dxa"/>
@@ -3891,7 +3749,7 @@
         </w:pBdr>
         <w:spacing w:before="400" w:after="200"/>
       </w:pPr>
-      <w:bookmarkStart w:id="6" w:name="_Toc241263661"/>
+      <w:bookmarkStart w:id="6" w:name="_Toc241268138"/>
       <w:proofErr w:type="gramStart"/>
       <w:r>
         <w:rPr>
@@ -3955,7 +3813,7 @@
           <w:szCs w:val="28"/>
         </w:rPr>
       </w:pPr>
-      <w:bookmarkStart w:id="7" w:name="_Toc241263662"/>
+      <w:bookmarkStart w:id="7" w:name="_Toc241268139"/>
       <w:r>
         <w:rPr>
           <w:rFonts w:ascii="Calibri" w:eastAsia="Calibri" w:hAnsi="Calibri" w:cs="Calibri"/>
@@ -4167,31 +4025,7 @@
           <w:sz w:val="21"/>
           <w:szCs w:val="21"/>
         </w:rPr>
-        <w:t>80/443</w:t>
-      </w:r>
-      <w:r>
-        <w:rPr>
-          <w:rFonts w:ascii="Calibri" w:eastAsia="Calibri" w:hAnsi="Calibri" w:cs="Calibri"/>
-          <w:sz w:val="21"/>
-          <w:szCs w:val="21"/>
-        </w:rPr>
-        <w:t>:</w:t>
-      </w:r>
-      <w:r>
-        <w:rPr>
-          <w:rFonts w:ascii="Calibri" w:eastAsia="Calibri" w:hAnsi="Calibri" w:cs="Calibri"/>
-          <w:sz w:val="21"/>
-          <w:szCs w:val="21"/>
-        </w:rPr>
-        <w:t xml:space="preserve"> HTTP and HTTPS</w:t>
-      </w:r>
-      <w:r>
-        <w:rPr>
-          <w:rFonts w:ascii="Calibri" w:eastAsia="Calibri" w:hAnsi="Calibri" w:cs="Calibri"/>
-          <w:sz w:val="21"/>
-          <w:szCs w:val="21"/>
-        </w:rPr>
-        <w:t xml:space="preserve"> </w:t>
+        <w:t xml:space="preserve">80/443: HTTP and HTTPS </w:t>
       </w:r>
     </w:p>
     <w:p>
@@ -4264,7 +4098,7 @@
           <w:szCs w:val="28"/>
         </w:rPr>
       </w:pPr>
-      <w:bookmarkStart w:id="8" w:name="_Toc241263663"/>
+      <w:bookmarkStart w:id="8" w:name="_Toc241268140"/>
       <w:r>
         <w:rPr>
           <w:rFonts w:ascii="Calibri" w:eastAsia="Calibri" w:hAnsi="Calibri" w:cs="Calibri"/>
@@ -4375,7 +4209,7 @@
           <w:sz w:val="22"/>
           <w:szCs w:val="22"/>
         </w:rPr>
-        <w:t xml:space="preserve"> WAF is actively filtering malicious input at the edge</w:t>
+        <w:t xml:space="preserve"> WAF is actively filtering malicious input at the edge. However, the WAF becomes pointless </w:t>
       </w:r>
       <w:r>
         <w:rPr>
@@ -4383,7 +4217,7 @@
           <w:sz w:val="22"/>
           <w:szCs w:val="22"/>
         </w:rPr>
-        <w:t xml:space="preserve">. However, the WAF becomes pointless </w:t>
+        <w:t>because</w:t>
       </w:r>
       <w:r>
         <w:rPr>
@@ -4391,7 +4225,7 @@
           <w:sz w:val="22"/>
           <w:szCs w:val="22"/>
         </w:rPr>
-        <w:t>because</w:t>
+        <w:t xml:space="preserve"> the input validation on the database side has a huge vulnerability. For instance, </w:t>
       </w:r>
       <w:r>
         <w:rPr>
@@ -4399,7 +4233,7 @@
           <w:sz w:val="22"/>
           <w:szCs w:val="22"/>
         </w:rPr>
-        <w:t xml:space="preserve"> the input validation on the database side has a huge vulnerability. For instance, </w:t>
+        <w:t>patient</w:t>
       </w:r>
       <w:r>
         <w:rPr>
@@ -4407,7 +4241,7 @@
           <w:sz w:val="22"/>
           <w:szCs w:val="22"/>
         </w:rPr>
-        <w:t>patient</w:t>
+        <w:t xml:space="preserve"> portal login </w:t>
       </w:r>
       <w:r>
         <w:rPr>
@@ -4415,7 +4249,7 @@
           <w:sz w:val="22"/>
           <w:szCs w:val="22"/>
         </w:rPr>
-        <w:t xml:space="preserve"> portal login </w:t>
+        <w:t xml:space="preserve">can be bypassed </w:t>
       </w:r>
       <w:r>
         <w:rPr>
@@ -4423,16 +4257,17 @@
           <w:sz w:val="22"/>
           <w:szCs w:val="22"/>
         </w:rPr>
-        <w:t xml:space="preserve">can be bypassed </w:t>
-      </w:r>
-      <w:r>
+        <w:t>using a basic SQL injection attack with username enumeration because basic database security and password protection principles are not applied.</w:t>
+      </w:r>
+    </w:p>
+    <w:p>
+      <w:pPr>
         <w:rPr>
           <w:rFonts w:ascii="Calibri" w:eastAsia="Calibri" w:hAnsi="Calibri" w:cs="Calibri"/>
           <w:sz w:val="22"/>
           <w:szCs w:val="22"/>
         </w:rPr>
-        <w:t>using a basic SQL injection attack with username enumeration because basic database security and password protection principles are not applied.</w:t>
-      </w:r>
+      </w:pPr>
     </w:p>
     <w:p>
       <w:pPr>
@@ -4442,58 +4277,60 @@
           <w:szCs w:val="22"/>
         </w:rPr>
       </w:pPr>
-    </w:p>
-    <w:p>
-      <w:pPr>
-        <w:rPr>
-          <w:rFonts w:ascii="Calibri" w:eastAsia="Calibri" w:hAnsi="Calibri" w:cs="Calibri"/>
+      <w:r>
+        <w:rPr>
+          <w:rFonts w:ascii="Calibri" w:eastAsia="Calibri" w:hAnsi="Calibri" w:cs="Calibri"/>
+          <w:b/>
+          <w:bCs/>
           <w:sz w:val="22"/>
           <w:szCs w:val="22"/>
         </w:rPr>
-      </w:pPr>
-      <w:r>
-        <w:rPr>
-          <w:rFonts w:ascii="Calibri" w:eastAsia="Calibri" w:hAnsi="Calibri" w:cs="Calibri"/>
-          <w:b/>
-          <w:bCs/>
+        <w:t>Access Control:</w:t>
+      </w:r>
+      <w:r>
+        <w:rPr>
+          <w:rFonts w:ascii="Calibri" w:eastAsia="Calibri" w:hAnsi="Calibri" w:cs="Calibri"/>
           <w:sz w:val="22"/>
           <w:szCs w:val="22"/>
         </w:rPr>
-        <w:t>Access Control:</w:t>
-      </w:r>
-      <w:r>
+        <w:t xml:space="preserve"> Server management interfaces (WHM/cPanel/Webmail) are exposed with no IP restriction. This is a configuration-level access control gap rather than an application logic flaw.</w:t>
+      </w:r>
+    </w:p>
+    <w:p>
+      <w:pPr>
         <w:rPr>
           <w:rFonts w:ascii="Calibri" w:eastAsia="Calibri" w:hAnsi="Calibri" w:cs="Calibri"/>
           <w:sz w:val="22"/>
           <w:szCs w:val="22"/>
         </w:rPr>
-        <w:t xml:space="preserve"> Server management interfaces (WHM/cPanel/Webmail) are exposed with no IP restriction</w:t>
-      </w:r>
-      <w:r>
+      </w:pPr>
+    </w:p>
+    <w:p>
+      <w:pPr>
         <w:rPr>
           <w:rFonts w:ascii="Calibri" w:eastAsia="Calibri" w:hAnsi="Calibri" w:cs="Calibri"/>
           <w:sz w:val="22"/>
           <w:szCs w:val="22"/>
         </w:rPr>
-        <w:t xml:space="preserve">. This is </w:t>
-      </w:r>
-      <w:r>
-        <w:rPr>
-          <w:rFonts w:ascii="Calibri" w:eastAsia="Calibri" w:hAnsi="Calibri" w:cs="Calibri"/>
+      </w:pPr>
+      <w:r>
+        <w:rPr>
+          <w:rFonts w:ascii="Calibri" w:eastAsia="Calibri" w:hAnsi="Calibri" w:cs="Calibri"/>
+          <w:b/>
+          <w:bCs/>
           <w:sz w:val="22"/>
           <w:szCs w:val="22"/>
         </w:rPr>
-        <w:t>a configuration-level access control gap rather than an application logic flaw.</w:t>
-      </w:r>
-    </w:p>
-    <w:p>
-      <w:pPr>
+        <w:t>Security Configuration:</w:t>
+      </w:r>
+      <w:r>
         <w:rPr>
           <w:rFonts w:ascii="Calibri" w:eastAsia="Calibri" w:hAnsi="Calibri" w:cs="Calibri"/>
           <w:sz w:val="22"/>
           <w:szCs w:val="22"/>
         </w:rPr>
-      </w:pPr>
+        <w:t xml:space="preserve"> Confirmed missing security headers (CSP, HSTS, X-Frame-Options, X-Content-Type-Options) on the main site; SPF configured as soft-fail with no DMARC/DKIM; DNSSEC is not enabled.</w:t>
+      </w:r>
     </w:p>
     <w:p>
       <w:pPr>
@@ -4503,16 +4340,15 @@
           <w:szCs w:val="22"/>
         </w:rPr>
       </w:pPr>
-      <w:r>
-        <w:rPr>
-          <w:rFonts w:ascii="Calibri" w:eastAsia="Calibri" w:hAnsi="Calibri" w:cs="Calibri"/>
-          <w:b/>
-          <w:bCs/>
+    </w:p>
+    <w:p>
+      <w:pPr>
+        <w:rPr>
+          <w:rFonts w:ascii="Calibri" w:eastAsia="Calibri" w:hAnsi="Calibri" w:cs="Calibri"/>
           <w:sz w:val="22"/>
           <w:szCs w:val="22"/>
         </w:rPr>
-        <w:t xml:space="preserve">Security </w:t>
-      </w:r>
+      </w:pPr>
       <w:r>
         <w:rPr>
           <w:rFonts w:ascii="Calibri" w:eastAsia="Calibri" w:hAnsi="Calibri" w:cs="Calibri"/>
@@ -4521,7 +4357,7 @@
           <w:sz w:val="22"/>
           <w:szCs w:val="22"/>
         </w:rPr>
-        <w:t>Configuration:</w:t>
+        <w:t xml:space="preserve">Shared Hosting: </w:t>
       </w:r>
       <w:r>
         <w:rPr>
@@ -4529,99 +4365,7 @@
           <w:sz w:val="22"/>
           <w:szCs w:val="22"/>
         </w:rPr>
-        <w:t xml:space="preserve"> Confirmed missing security headers (CSP, HSTS, X-Frame-Options, X-Content-Type-Options) on the main site; SPF configured as soft-fail with no DMARC/DKIM; DNSSEC </w:t>
-      </w:r>
-      <w:r>
-        <w:rPr>
-          <w:rFonts w:ascii="Calibri" w:eastAsia="Calibri" w:hAnsi="Calibri" w:cs="Calibri"/>
-          <w:sz w:val="22"/>
-          <w:szCs w:val="22"/>
-        </w:rPr>
-        <w:t xml:space="preserve">is </w:t>
-      </w:r>
-      <w:r>
-        <w:rPr>
-          <w:rFonts w:ascii="Calibri" w:eastAsia="Calibri" w:hAnsi="Calibri" w:cs="Calibri"/>
-          <w:sz w:val="22"/>
-          <w:szCs w:val="22"/>
-        </w:rPr>
-        <w:t>not enabled.</w:t>
-      </w:r>
-    </w:p>
-    <w:p>
-      <w:pPr>
-        <w:rPr>
-          <w:rFonts w:ascii="Calibri" w:eastAsia="Calibri" w:hAnsi="Calibri" w:cs="Calibri"/>
-          <w:sz w:val="22"/>
-          <w:szCs w:val="22"/>
-        </w:rPr>
-      </w:pPr>
-    </w:p>
-    <w:p>
-      <w:pPr>
-        <w:rPr>
-          <w:rFonts w:ascii="Calibri" w:eastAsia="Calibri" w:hAnsi="Calibri" w:cs="Calibri"/>
-          <w:sz w:val="22"/>
-          <w:szCs w:val="22"/>
-        </w:rPr>
-      </w:pPr>
-      <w:r>
-        <w:rPr>
-          <w:rFonts w:ascii="Calibri" w:eastAsia="Calibri" w:hAnsi="Calibri" w:cs="Calibri"/>
-          <w:b/>
-          <w:bCs/>
-          <w:sz w:val="22"/>
-          <w:szCs w:val="22"/>
-        </w:rPr>
-        <w:t xml:space="preserve">Shared Hosting: </w:t>
-      </w:r>
-      <w:r>
-        <w:rPr>
-          <w:rFonts w:ascii="Calibri" w:eastAsia="Calibri" w:hAnsi="Calibri" w:cs="Calibri"/>
-          <w:sz w:val="22"/>
-          <w:szCs w:val="22"/>
-        </w:rPr>
-        <w:t xml:space="preserve">Server hosts multiple sites on </w:t>
-      </w:r>
-      <w:r>
-        <w:rPr>
-          <w:rFonts w:ascii="Calibri" w:eastAsia="Calibri" w:hAnsi="Calibri" w:cs="Calibri"/>
-          <w:sz w:val="22"/>
-          <w:szCs w:val="22"/>
-        </w:rPr>
-        <w:t>the same</w:t>
-      </w:r>
-      <w:r>
-        <w:rPr>
-          <w:rFonts w:ascii="Calibri" w:eastAsia="Calibri" w:hAnsi="Calibri" w:cs="Calibri"/>
-          <w:sz w:val="22"/>
-          <w:szCs w:val="22"/>
-        </w:rPr>
-        <w:t xml:space="preserve"> cluster</w:t>
-      </w:r>
-      <w:r>
-        <w:rPr>
-          <w:rFonts w:ascii="Calibri" w:eastAsia="Calibri" w:hAnsi="Calibri" w:cs="Calibri"/>
-          <w:sz w:val="22"/>
-          <w:szCs w:val="22"/>
-        </w:rPr>
-        <w:t xml:space="preserve">. </w:t>
-      </w:r>
-      <w:r>
-        <w:rPr>
-          <w:rFonts w:ascii="Calibri" w:eastAsia="Calibri" w:hAnsi="Calibri" w:cs="Calibri"/>
-          <w:sz w:val="22"/>
-          <w:szCs w:val="22"/>
-        </w:rPr>
-        <w:t>A compromise of a co-site on the same shared server could be leveraged for lateral movement</w:t>
-      </w:r>
-      <w:r>
-        <w:rPr>
-          <w:rFonts w:ascii="Calibri" w:eastAsia="Calibri" w:hAnsi="Calibri" w:cs="Calibri"/>
-          <w:sz w:val="22"/>
-          <w:szCs w:val="22"/>
-        </w:rPr>
-        <w:t>.</w:t>
+        <w:t>Server hosts multiple sites on the same cluster. A compromise of a co-site on the same shared server could be leveraged for lateral movement.</w:t>
       </w:r>
     </w:p>
     <w:p>
@@ -4644,7 +4388,7 @@
           <w:szCs w:val="28"/>
         </w:rPr>
       </w:pPr>
-      <w:bookmarkStart w:id="9" w:name="_Toc241263664"/>
+      <w:bookmarkStart w:id="9" w:name="_Toc241268141"/>
       <w:r>
         <w:rPr>
           <w:rFonts w:ascii="Calibri" w:eastAsia="Calibri" w:hAnsi="Calibri" w:cs="Calibri"/>
@@ -4731,7 +4475,7 @@
           <w:rFonts w:ascii="Calibri" w:hAnsi="Calibri" w:cs="Calibri"/>
         </w:rPr>
         <w:pict w14:anchorId="7FFC9A37">
-          <v:rect id="_x0000_i1107" style="width:0;height:1.5pt" o:hralign="center" o:hrstd="t" o:hr="t"/>
+          <v:rect id="_x0000_i1025" style="width:0;height:1.5pt" o:hralign="center" o:hrstd="t" o:hr="t"/>
         </w:pict>
       </w:r>
     </w:p>
@@ -5021,7 +4765,7 @@
         </w:rPr>
         <w:lastRenderedPageBreak/>
         <w:pict w14:anchorId="18B52FBC">
-          <v:rect id="_x0000_i1108" style="width:0;height:1.5pt" o:hralign="center" o:hrstd="t" o:hr="t"/>
+          <v:rect id="_x0000_i1026" style="width:0;height:1.5pt" o:hralign="center" o:hrstd="t" o:hr="t"/>
         </w:pict>
       </w:r>
     </w:p>
@@ -5507,7 +5251,7 @@
           <w:rFonts w:ascii="Calibri" w:hAnsi="Calibri" w:cs="Calibri"/>
         </w:rPr>
         <w:pict w14:anchorId="79F50D98">
-          <v:rect id="_x0000_i1109" style="width:0;height:1.5pt" o:hralign="center" o:hrstd="t" o:hr="t"/>
+          <v:rect id="_x0000_i1027" style="width:0;height:1.5pt" o:hralign="center" o:hrstd="t" o:hr="t"/>
         </w:pict>
       </w:r>
     </w:p>
@@ -6069,7 +5813,7 @@
           <w:rFonts w:ascii="Calibri" w:hAnsi="Calibri" w:cs="Calibri"/>
         </w:rPr>
         <w:pict w14:anchorId="4917794D">
-          <v:rect id="_x0000_i1110" style="width:0;height:1.5pt" o:hralign="center" o:hrstd="t" o:hr="t"/>
+          <v:rect id="_x0000_i1028" style="width:0;height:1.5pt" o:hralign="center" o:hrstd="t" o:hr="t"/>
         </w:pict>
       </w:r>
       <w:bookmarkStart w:id="16" w:name="patient-report-access-password-cracking"/>
@@ -6245,7 +5989,7 @@
           <w:rFonts w:ascii="Calibri" w:hAnsi="Calibri" w:cs="Calibri"/>
         </w:rPr>
         <w:pict w14:anchorId="24956D32">
-          <v:rect id="_x0000_i1111" style="width:0;height:1.5pt" o:hralign="center" o:hrstd="t" o:hr="t"/>
+          <v:rect id="_x0000_i1029" style="width:0;height:1.5pt" o:hralign="center" o:hrstd="t" o:hr="t"/>
         </w:pict>
       </w:r>
     </w:p>
@@ -6473,7 +6217,7 @@
           <w:rFonts w:ascii="Calibri" w:hAnsi="Calibri" w:cs="Calibri"/>
         </w:rPr>
         <w:pict w14:anchorId="138AD210">
-          <v:rect id="_x0000_i1112" style="width:0;height:1.5pt" o:hralign="center" o:hrstd="t" o:hr="t"/>
+          <v:rect id="_x0000_i1030" style="width:0;height:1.5pt" o:hralign="center" o:hrstd="t" o:hr="t"/>
         </w:pict>
       </w:r>
     </w:p>
@@ -8126,7 +7870,7 @@
         </w:rPr>
         <w:lastRenderedPageBreak/>
         <w:pict w14:anchorId="4FA95A72">
-          <v:rect id="_x0000_i1113" style="width:0;height:1.5pt" o:hralign="center" o:hrstd="t" o:hr="t"/>
+          <v:rect id="_x0000_i1031" style="width:0;height:1.5pt" o:hralign="center" o:hrstd="t" o:hr="t"/>
         </w:pict>
       </w:r>
     </w:p>
@@ -8300,7 +8044,7 @@
           <w:szCs w:val="28"/>
         </w:rPr>
       </w:pPr>
-      <w:bookmarkStart w:id="23" w:name="_Toc241263665"/>
+      <w:bookmarkStart w:id="23" w:name="_Toc241268142"/>
       <w:bookmarkEnd w:id="18"/>
       <w:bookmarkEnd w:id="22"/>
       <w:r>
@@ -8350,7 +8094,7 @@
         </w:pBdr>
         <w:spacing w:before="400" w:after="200"/>
       </w:pPr>
-      <w:bookmarkStart w:id="24" w:name="_Toc241263666"/>
+      <w:bookmarkStart w:id="24" w:name="_Toc241268143"/>
       <w:proofErr w:type="gramStart"/>
       <w:r>
         <w:rPr>
@@ -8419,7 +8163,7 @@
         <w:pStyle w:val="Heading2"/>
         <w:spacing w:before="260" w:after="140"/>
       </w:pPr>
-      <w:bookmarkStart w:id="25" w:name="_Toc241263667"/>
+      <w:bookmarkStart w:id="25" w:name="_Toc241268144"/>
       <w:r>
         <w:rPr>
           <w:rFonts w:ascii="Calibri" w:eastAsia="Calibri" w:hAnsi="Calibri" w:cs="Calibri"/>
@@ -8474,12 +8218,6 @@
         <w:gridCol w:w="1300"/>
       </w:tblGrid>
       <w:tr>
-        <w:tblPrEx>
-          <w:tblCellMar>
-            <w:top w:w="0" w:type="dxa"/>
-            <w:bottom w:w="0" w:type="dxa"/>
-          </w:tblCellMar>
-        </w:tblPrEx>
         <w:trPr>
           <w:tblHeader/>
         </w:trPr>
@@ -8611,12 +8349,6 @@
         </w:tc>
       </w:tr>
       <w:tr>
-        <w:tblPrEx>
-          <w:tblCellMar>
-            <w:top w:w="0" w:type="dxa"/>
-            <w:bottom w:w="0" w:type="dxa"/>
-          </w:tblCellMar>
-        </w:tblPrEx>
         <w:tc>
           <w:tcPr>
             <w:tcW w:w="500" w:type="dxa"/>
@@ -8752,12 +8484,6 @@
         </w:tc>
       </w:tr>
       <w:tr>
-        <w:tblPrEx>
-          <w:tblCellMar>
-            <w:top w:w="0" w:type="dxa"/>
-            <w:bottom w:w="0" w:type="dxa"/>
-          </w:tblCellMar>
-        </w:tblPrEx>
         <w:tc>
           <w:tcPr>
             <w:tcW w:w="500" w:type="dxa"/>
@@ -8855,19 +8581,7 @@
               <w:rPr>
                 <w:rFonts w:ascii="Calibri" w:hAnsi="Calibri" w:cs="Calibri"/>
               </w:rPr>
-              <w:t xml:space="preserve">WHM </w:t>
-            </w:r>
-            <w:r>
-              <w:rPr>
-                <w:rFonts w:ascii="Calibri" w:hAnsi="Calibri" w:cs="Calibri"/>
-              </w:rPr>
-              <w:t>is</w:t>
-            </w:r>
-            <w:r>
-              <w:rPr>
-                <w:rFonts w:ascii="Calibri" w:hAnsi="Calibri" w:cs="Calibri"/>
-              </w:rPr>
-              <w:t xml:space="preserve"> a full server-management interface — if bot-protection is bypassed or credentials are weak/leaked, an attacker gets control of the entire </w:t>
+              <w:t xml:space="preserve">WHM is a full server-management interface — if bot-protection is bypassed or credentials are weak/leaked, an attacker gets control of the entire </w:t>
             </w:r>
             <w:r>
               <w:rPr>
@@ -8918,12 +8632,6 @@
         </w:tc>
       </w:tr>
       <w:tr>
-        <w:tblPrEx>
-          <w:tblCellMar>
-            <w:top w:w="0" w:type="dxa"/>
-            <w:bottom w:w="0" w:type="dxa"/>
-          </w:tblCellMar>
-        </w:tblPrEx>
         <w:tc>
           <w:tcPr>
             <w:tcW w:w="500" w:type="dxa"/>
@@ -9064,12 +8772,6 @@
         </w:tc>
       </w:tr>
       <w:tr>
-        <w:tblPrEx>
-          <w:tblCellMar>
-            <w:top w:w="0" w:type="dxa"/>
-            <w:bottom w:w="0" w:type="dxa"/>
-          </w:tblCellMar>
-        </w:tblPrEx>
         <w:tc>
           <w:tcPr>
             <w:tcW w:w="500" w:type="dxa"/>
@@ -9272,12 +8974,6 @@
         </w:tc>
       </w:tr>
       <w:tr>
-        <w:tblPrEx>
-          <w:tblCellMar>
-            <w:top w:w="0" w:type="dxa"/>
-            <w:bottom w:w="0" w:type="dxa"/>
-          </w:tblCellMar>
-        </w:tblPrEx>
         <w:tc>
           <w:tcPr>
             <w:tcW w:w="500" w:type="dxa"/>
@@ -9427,12 +9123,6 @@
         </w:tc>
       </w:tr>
       <w:tr>
-        <w:tblPrEx>
-          <w:tblCellMar>
-            <w:top w:w="0" w:type="dxa"/>
-            <w:bottom w:w="0" w:type="dxa"/>
-          </w:tblCellMar>
-        </w:tblPrEx>
         <w:tc>
           <w:tcPr>
             <w:tcW w:w="500" w:type="dxa"/>
@@ -9585,12 +9275,6 @@
         </w:tc>
       </w:tr>
       <w:tr>
-        <w:tblPrEx>
-          <w:tblCellMar>
-            <w:top w:w="0" w:type="dxa"/>
-            <w:bottom w:w="0" w:type="dxa"/>
-          </w:tblCellMar>
-        </w:tblPrEx>
         <w:tc>
           <w:tcPr>
             <w:tcW w:w="500" w:type="dxa"/>
@@ -9745,12 +9429,6 @@
         </w:tc>
       </w:tr>
       <w:tr>
-        <w:tblPrEx>
-          <w:tblCellMar>
-            <w:top w:w="0" w:type="dxa"/>
-            <w:bottom w:w="0" w:type="dxa"/>
-          </w:tblCellMar>
-        </w:tblPrEx>
         <w:tc>
           <w:tcPr>
             <w:tcW w:w="500" w:type="dxa"/>
@@ -9922,12 +9600,6 @@
         </w:tc>
       </w:tr>
       <w:tr>
-        <w:tblPrEx>
-          <w:tblCellMar>
-            <w:top w:w="0" w:type="dxa"/>
-            <w:bottom w:w="0" w:type="dxa"/>
-          </w:tblCellMar>
-        </w:tblPrEx>
         <w:tc>
           <w:tcPr>
             <w:tcW w:w="500" w:type="dxa"/>
@@ -10063,12 +9735,6 @@
         </w:tc>
       </w:tr>
       <w:tr>
-        <w:tblPrEx>
-          <w:tblCellMar>
-            <w:top w:w="0" w:type="dxa"/>
-            <w:bottom w:w="0" w:type="dxa"/>
-          </w:tblCellMar>
-        </w:tblPrEx>
         <w:tc>
           <w:tcPr>
             <w:tcW w:w="500" w:type="dxa"/>
@@ -10387,7 +10053,7 @@
         </w:pBdr>
         <w:spacing w:before="400" w:after="200"/>
       </w:pPr>
-      <w:bookmarkStart w:id="26" w:name="_Toc241263668"/>
+      <w:bookmarkStart w:id="26" w:name="_Toc241268145"/>
       <w:proofErr w:type="gramStart"/>
       <w:r>
         <w:rPr>
@@ -10475,12 +10141,6 @@
         <w:gridCol w:w="2000"/>
       </w:tblGrid>
       <w:tr>
-        <w:tblPrEx>
-          <w:tblCellMar>
-            <w:top w:w="0" w:type="dxa"/>
-            <w:bottom w:w="0" w:type="dxa"/>
-          </w:tblCellMar>
-        </w:tblPrEx>
         <w:trPr>
           <w:tblHeader/>
         </w:trPr>
@@ -10588,12 +10248,6 @@
         </w:tc>
       </w:tr>
       <w:tr>
-        <w:tblPrEx>
-          <w:tblCellMar>
-            <w:top w:w="0" w:type="dxa"/>
-            <w:bottom w:w="0" w:type="dxa"/>
-          </w:tblCellMar>
-        </w:tblPrEx>
         <w:tc>
           <w:tcPr>
             <w:tcW w:w="500" w:type="dxa"/>
@@ -10689,12 +10343,6 @@
         </w:tc>
       </w:tr>
       <w:tr>
-        <w:tblPrEx>
-          <w:tblCellMar>
-            <w:top w:w="0" w:type="dxa"/>
-            <w:bottom w:w="0" w:type="dxa"/>
-          </w:tblCellMar>
-        </w:tblPrEx>
         <w:tc>
           <w:tcPr>
             <w:tcW w:w="500" w:type="dxa"/>
@@ -10827,12 +10475,6 @@
         </w:tc>
       </w:tr>
       <w:tr>
-        <w:tblPrEx>
-          <w:tblCellMar>
-            <w:top w:w="0" w:type="dxa"/>
-            <w:bottom w:w="0" w:type="dxa"/>
-          </w:tblCellMar>
-        </w:tblPrEx>
         <w:tc>
           <w:tcPr>
             <w:tcW w:w="500" w:type="dxa"/>
@@ -10964,12 +10606,6 @@
         </w:tc>
       </w:tr>
       <w:tr>
-        <w:tblPrEx>
-          <w:tblCellMar>
-            <w:top w:w="0" w:type="dxa"/>
-            <w:bottom w:w="0" w:type="dxa"/>
-          </w:tblCellMar>
-        </w:tblPrEx>
         <w:tc>
           <w:tcPr>
             <w:tcW w:w="500" w:type="dxa"/>
@@ -11087,12 +10723,6 @@
         </w:tc>
       </w:tr>
       <w:tr>
-        <w:tblPrEx>
-          <w:tblCellMar>
-            <w:top w:w="0" w:type="dxa"/>
-            <w:bottom w:w="0" w:type="dxa"/>
-          </w:tblCellMar>
-        </w:tblPrEx>
         <w:tc>
           <w:tcPr>
             <w:tcW w:w="500" w:type="dxa"/>
@@ -11186,12 +10816,6 @@
         </w:tc>
       </w:tr>
       <w:tr>
-        <w:tblPrEx>
-          <w:tblCellMar>
-            <w:top w:w="0" w:type="dxa"/>
-            <w:bottom w:w="0" w:type="dxa"/>
-          </w:tblCellMar>
-        </w:tblPrEx>
         <w:tc>
           <w:tcPr>
             <w:tcW w:w="500" w:type="dxa"/>
@@ -11337,12 +10961,6 @@
         </w:tc>
       </w:tr>
       <w:tr>
-        <w:tblPrEx>
-          <w:tblCellMar>
-            <w:top w:w="0" w:type="dxa"/>
-            <w:bottom w:w="0" w:type="dxa"/>
-          </w:tblCellMar>
-        </w:tblPrEx>
         <w:tc>
           <w:tcPr>
             <w:tcW w:w="500" w:type="dxa"/>
@@ -11460,12 +11078,6 @@
         </w:tc>
       </w:tr>
       <w:tr>
-        <w:tblPrEx>
-          <w:tblCellMar>
-            <w:top w:w="0" w:type="dxa"/>
-            <w:bottom w:w="0" w:type="dxa"/>
-          </w:tblCellMar>
-        </w:tblPrEx>
         <w:tc>
           <w:tcPr>
             <w:tcW w:w="500" w:type="dxa"/>
@@ -11585,12 +11197,6 @@
         </w:tc>
       </w:tr>
       <w:tr>
-        <w:tblPrEx>
-          <w:tblCellMar>
-            <w:top w:w="0" w:type="dxa"/>
-            <w:bottom w:w="0" w:type="dxa"/>
-          </w:tblCellMar>
-        </w:tblPrEx>
         <w:tc>
           <w:tcPr>
             <w:tcW w:w="500" w:type="dxa"/>
@@ -11682,12 +11288,6 @@
         </w:tc>
       </w:tr>
       <w:tr>
-        <w:tblPrEx>
-          <w:tblCellMar>
-            <w:top w:w="0" w:type="dxa"/>
-            <w:bottom w:w="0" w:type="dxa"/>
-          </w:tblCellMar>
-        </w:tblPrEx>
         <w:tc>
           <w:tcPr>
             <w:tcW w:w="500" w:type="dxa"/>
@@ -11819,17 +11419,7 @@
           <w:sz w:val="19"/>
           <w:szCs w:val="19"/>
         </w:rPr>
-        <w:t>Priority</w:t>
-      </w:r>
-      <w:r>
-        <w:rPr>
-          <w:rFonts w:ascii="Calibri" w:eastAsia="Calibri" w:hAnsi="Calibri" w:cs="Calibri"/>
-          <w:b/>
-          <w:bCs/>
-          <w:sz w:val="19"/>
-          <w:szCs w:val="19"/>
-        </w:rPr>
-        <w:t xml:space="preserve"> level key:  </w:t>
+        <w:t xml:space="preserve">Priority level key:  </w:t>
       </w:r>
       <w:proofErr w:type="gramStart"/>
       <w:r>
@@ -11961,7 +11551,7 @@
         </w:pBdr>
         <w:spacing w:before="400" w:after="200"/>
       </w:pPr>
-      <w:bookmarkStart w:id="27" w:name="_Toc241263669"/>
+      <w:bookmarkStart w:id="27" w:name="_Toc241268146"/>
       <w:proofErr w:type="gramStart"/>
       <w:r>
         <w:rPr>
@@ -12254,7 +11844,7 @@
         </w:pBdr>
         <w:spacing w:before="400" w:after="200"/>
       </w:pPr>
-      <w:bookmarkStart w:id="28" w:name="_Toc241263670"/>
+      <w:bookmarkStart w:id="28" w:name="_Toc241268147"/>
       <w:proofErr w:type="gramStart"/>
       <w:r>
         <w:rPr>
@@ -12311,7 +11901,7 @@
         <w:pStyle w:val="Heading2"/>
         <w:spacing w:before="260" w:after="140"/>
       </w:pPr>
-      <w:bookmarkStart w:id="29" w:name="_Toc241263671"/>
+      <w:bookmarkStart w:id="29" w:name="_Toc241268148"/>
       <w:r>
         <w:rPr>
           <w:rFonts w:ascii="Calibri" w:eastAsia="Calibri" w:hAnsi="Calibri" w:cs="Calibri"/>
@@ -12346,12 +11936,6 @@
         <w:gridCol w:w="9350"/>
       </w:tblGrid>
       <w:tr>
-        <w:tblPrEx>
-          <w:tblCellMar>
-            <w:top w:w="0" w:type="dxa"/>
-            <w:bottom w:w="0" w:type="dxa"/>
-          </w:tblCellMar>
-        </w:tblPrEx>
         <w:trPr>
           <w:tblHeader/>
         </w:trPr>
@@ -12381,12 +11965,6 @@
         </w:tc>
       </w:tr>
       <w:tr>
-        <w:tblPrEx>
-          <w:tblCellMar>
-            <w:top w:w="0" w:type="dxa"/>
-            <w:bottom w:w="0" w:type="dxa"/>
-          </w:tblCellMar>
-        </w:tblPrEx>
         <w:tc>
           <w:tcPr>
             <w:tcW w:w="9350" w:type="dxa"/>
@@ -12461,12 +12039,6 @@
         </w:tc>
       </w:tr>
       <w:tr>
-        <w:tblPrEx>
-          <w:tblCellMar>
-            <w:top w:w="0" w:type="dxa"/>
-            <w:bottom w:w="0" w:type="dxa"/>
-          </w:tblCellMar>
-        </w:tblPrEx>
         <w:tc>
           <w:tcPr>
             <w:tcW w:w="9350" w:type="dxa"/>
@@ -12547,12 +12119,6 @@
         </w:tc>
       </w:tr>
       <w:tr>
-        <w:tblPrEx>
-          <w:tblCellMar>
-            <w:top w:w="0" w:type="dxa"/>
-            <w:bottom w:w="0" w:type="dxa"/>
-          </w:tblCellMar>
-        </w:tblPrEx>
         <w:tc>
           <w:tcPr>
             <w:tcW w:w="9350" w:type="dxa"/>
@@ -12698,12 +12264,6 @@
         </w:tc>
       </w:tr>
       <w:tr>
-        <w:tblPrEx>
-          <w:tblCellMar>
-            <w:top w:w="0" w:type="dxa"/>
-            <w:bottom w:w="0" w:type="dxa"/>
-          </w:tblCellMar>
-        </w:tblPrEx>
         <w:tc>
           <w:tcPr>
             <w:tcW w:w="9350" w:type="dxa"/>
@@ -12849,12 +12409,6 @@
         </w:tc>
       </w:tr>
       <w:tr>
-        <w:tblPrEx>
-          <w:tblCellMar>
-            <w:top w:w="0" w:type="dxa"/>
-            <w:bottom w:w="0" w:type="dxa"/>
-          </w:tblCellMar>
-        </w:tblPrEx>
         <w:tc>
           <w:tcPr>
             <w:tcW w:w="9350" w:type="dxa"/>
@@ -12935,12 +12489,6 @@
         </w:tc>
       </w:tr>
       <w:tr>
-        <w:tblPrEx>
-          <w:tblCellMar>
-            <w:top w:w="0" w:type="dxa"/>
-            <w:bottom w:w="0" w:type="dxa"/>
-          </w:tblCellMar>
-        </w:tblPrEx>
         <w:tc>
           <w:tcPr>
             <w:tcW w:w="9350" w:type="dxa"/>
@@ -13030,7 +12578,7 @@
         <w:pStyle w:val="Heading2"/>
         <w:spacing w:before="260" w:after="140"/>
       </w:pPr>
-      <w:bookmarkStart w:id="30" w:name="_Toc241263672"/>
+      <w:bookmarkStart w:id="30" w:name="_Toc241268149"/>
       <w:r>
         <w:rPr>
           <w:rFonts w:ascii="Calibri" w:eastAsia="Calibri" w:hAnsi="Calibri" w:cs="Calibri"/>
@@ -13065,12 +12613,6 @@
         <w:gridCol w:w="9270"/>
       </w:tblGrid>
       <w:tr>
-        <w:tblPrEx>
-          <w:tblCellMar>
-            <w:top w:w="0" w:type="dxa"/>
-            <w:bottom w:w="0" w:type="dxa"/>
-          </w:tblCellMar>
-        </w:tblPrEx>
         <w:trPr>
           <w:tblHeader/>
         </w:trPr>
@@ -13100,12 +12642,6 @@
         </w:tc>
       </w:tr>
       <w:tr>
-        <w:tblPrEx>
-          <w:tblCellMar>
-            <w:top w:w="0" w:type="dxa"/>
-            <w:bottom w:w="0" w:type="dxa"/>
-          </w:tblCellMar>
-        </w:tblPrEx>
         <w:tc>
           <w:tcPr>
             <w:tcW w:w="9270" w:type="dxa"/>
@@ -13162,12 +12698,6 @@
         </w:tc>
       </w:tr>
       <w:tr>
-        <w:tblPrEx>
-          <w:tblCellMar>
-            <w:top w:w="0" w:type="dxa"/>
-            <w:bottom w:w="0" w:type="dxa"/>
-          </w:tblCellMar>
-        </w:tblPrEx>
         <w:tc>
           <w:tcPr>
             <w:tcW w:w="9270" w:type="dxa"/>
@@ -13240,12 +12770,6 @@
         </w:tc>
       </w:tr>
       <w:tr>
-        <w:tblPrEx>
-          <w:tblCellMar>
-            <w:top w:w="0" w:type="dxa"/>
-            <w:bottom w:w="0" w:type="dxa"/>
-          </w:tblCellMar>
-        </w:tblPrEx>
         <w:tc>
           <w:tcPr>
             <w:tcW w:w="9270" w:type="dxa"/>
@@ -13332,7 +12856,7 @@
         <w:pStyle w:val="Heading2"/>
         <w:spacing w:before="260" w:after="140"/>
       </w:pPr>
-      <w:bookmarkStart w:id="31" w:name="_Toc241263673"/>
+      <w:bookmarkStart w:id="31" w:name="_Toc241268150"/>
       <w:r>
         <w:rPr>
           <w:rFonts w:ascii="Calibri" w:eastAsia="Calibri" w:hAnsi="Calibri" w:cs="Calibri"/>
@@ -13367,12 +12891,6 @@
         <w:gridCol w:w="9350"/>
       </w:tblGrid>
       <w:tr>
-        <w:tblPrEx>
-          <w:tblCellMar>
-            <w:top w:w="0" w:type="dxa"/>
-            <w:bottom w:w="0" w:type="dxa"/>
-          </w:tblCellMar>
-        </w:tblPrEx>
         <w:trPr>
           <w:tblHeader/>
         </w:trPr>
@@ -13402,12 +12920,6 @@
         </w:tc>
       </w:tr>
       <w:tr>
-        <w:tblPrEx>
-          <w:tblCellMar>
-            <w:top w:w="0" w:type="dxa"/>
-            <w:bottom w:w="0" w:type="dxa"/>
-          </w:tblCellMar>
-        </w:tblPrEx>
         <w:tc>
           <w:tcPr>
             <w:tcW w:w="9350" w:type="dxa"/>
@@ -13658,12 +13170,6 @@
         </w:tc>
       </w:tr>
       <w:tr>
-        <w:tblPrEx>
-          <w:tblCellMar>
-            <w:top w:w="0" w:type="dxa"/>
-            <w:bottom w:w="0" w:type="dxa"/>
-          </w:tblCellMar>
-        </w:tblPrEx>
         <w:tc>
           <w:tcPr>
             <w:tcW w:w="9350" w:type="dxa"/>
@@ -13734,12 +13240,6 @@
         </w:tc>
       </w:tr>
       <w:tr>
-        <w:tblPrEx>
-          <w:tblCellMar>
-            <w:top w:w="0" w:type="dxa"/>
-            <w:bottom w:w="0" w:type="dxa"/>
-          </w:tblCellMar>
-        </w:tblPrEx>
         <w:tc>
           <w:tcPr>
             <w:tcW w:w="9350" w:type="dxa"/>
@@ -13764,9 +13264,196 @@
               </w:rPr>
               <w:lastRenderedPageBreak/>
               <w:drawing>
-                <wp:inline distT="0" distB="0" distL="0" distR="0" wp14:anchorId="5789E237" wp14:editId="4B3669E1">
-                  <wp:extent cx="5593961" cy="1455420"/>
-                  <wp:effectExtent l="0" t="0" r="6985" b="0"/>
+                <wp:inline distT="0" distB="0" distL="0" distR="0" wp14:anchorId="5CD3ABCE" wp14:editId="3F72E3AA">
+                  <wp:extent cx="5943600" cy="2915920"/>
+                  <wp:effectExtent l="0" t="0" r="0" b="0"/>
+                  <wp:docPr id="1929154848" name="Picture 1"/>
+                  <wp:cNvGraphicFramePr>
+                    <a:graphicFrameLocks xmlns:a="http://schemas.openxmlformats.org/drawingml/2006/main" noChangeAspect="1"/>
+                  </wp:cNvGraphicFramePr>
+                  <a:graphic xmlns:a="http://schemas.openxmlformats.org/drawingml/2006/main">
+                    <a:graphicData uri="http://schemas.openxmlformats.org/drawingml/2006/picture">
+                      <pic:pic xmlns:pic="http://schemas.openxmlformats.org/drawingml/2006/picture">
+                        <pic:nvPicPr>
+                          <pic:cNvPr id="1929154848" name=""/>
+                          <pic:cNvPicPr/>
+                        </pic:nvPicPr>
+                        <pic:blipFill>
+                          <a:blip r:embed="rId24"/>
+                          <a:stretch>
+                            <a:fillRect/>
+                          </a:stretch>
+                        </pic:blipFill>
+                        <pic:spPr>
+                          <a:xfrm>
+                            <a:off x="0" y="0"/>
+                            <a:ext cx="5943600" cy="2915920"/>
+                          </a:xfrm>
+                          <a:prstGeom prst="rect">
+                            <a:avLst/>
+                          </a:prstGeom>
+                        </pic:spPr>
+                      </pic:pic>
+                    </a:graphicData>
+                  </a:graphic>
+                </wp:inline>
+              </w:drawing>
+            </w:r>
+          </w:p>
+        </w:tc>
+      </w:tr>
+      <w:tr>
+        <w:tc>
+          <w:tcPr>
+            <w:tcW w:w="9350" w:type="dxa"/>
+            <w:tcMar>
+              <w:top w:w="100" w:type="dxa"/>
+              <w:left w:w="120" w:type="dxa"/>
+              <w:bottom w:w="100" w:type="dxa"/>
+              <w:right w:w="120" w:type="dxa"/>
+            </w:tcMar>
+            <w:vAlign w:val="center"/>
+          </w:tcPr>
+          <w:p>
+            <w:pPr>
+              <w:jc w:val="center"/>
+              <w:rPr>
+                <w:noProof/>
+              </w:rPr>
+            </w:pPr>
+            <w:r>
+              <w:rPr>
+                <w:noProof/>
+              </w:rPr>
+              <w:drawing>
+                <wp:inline distT="0" distB="0" distL="0" distR="0" wp14:anchorId="3256718B" wp14:editId="394EA070">
+                  <wp:extent cx="5943600" cy="3851275"/>
+                  <wp:effectExtent l="0" t="0" r="0" b="0"/>
+                  <wp:docPr id="2031185586" name="Picture 1"/>
+                  <wp:cNvGraphicFramePr>
+                    <a:graphicFrameLocks xmlns:a="http://schemas.openxmlformats.org/drawingml/2006/main" noChangeAspect="1"/>
+                  </wp:cNvGraphicFramePr>
+                  <a:graphic xmlns:a="http://schemas.openxmlformats.org/drawingml/2006/main">
+                    <a:graphicData uri="http://schemas.openxmlformats.org/drawingml/2006/picture">
+                      <pic:pic xmlns:pic="http://schemas.openxmlformats.org/drawingml/2006/picture">
+                        <pic:nvPicPr>
+                          <pic:cNvPr id="2031185586" name=""/>
+                          <pic:cNvPicPr/>
+                        </pic:nvPicPr>
+                        <pic:blipFill>
+                          <a:blip r:embed="rId25"/>
+                          <a:stretch>
+                            <a:fillRect/>
+                          </a:stretch>
+                        </pic:blipFill>
+                        <pic:spPr>
+                          <a:xfrm>
+                            <a:off x="0" y="0"/>
+                            <a:ext cx="5943600" cy="3851275"/>
+                          </a:xfrm>
+                          <a:prstGeom prst="rect">
+                            <a:avLst/>
+                          </a:prstGeom>
+                        </pic:spPr>
+                      </pic:pic>
+                    </a:graphicData>
+                  </a:graphic>
+                </wp:inline>
+              </w:drawing>
+            </w:r>
+          </w:p>
+        </w:tc>
+      </w:tr>
+      <w:tr>
+        <w:tc>
+          <w:tcPr>
+            <w:tcW w:w="9350" w:type="dxa"/>
+            <w:tcMar>
+              <w:top w:w="100" w:type="dxa"/>
+              <w:left w:w="120" w:type="dxa"/>
+              <w:bottom w:w="100" w:type="dxa"/>
+              <w:right w:w="120" w:type="dxa"/>
+            </w:tcMar>
+            <w:vAlign w:val="center"/>
+          </w:tcPr>
+          <w:p>
+            <w:pPr>
+              <w:jc w:val="center"/>
+              <w:rPr>
+                <w:noProof/>
+              </w:rPr>
+            </w:pPr>
+            <w:r>
+              <w:rPr>
+                <w:noProof/>
+              </w:rPr>
+              <w:lastRenderedPageBreak/>
+              <w:drawing>
+                <wp:inline distT="0" distB="0" distL="0" distR="0" wp14:anchorId="09E1583A" wp14:editId="27D03B76">
+                  <wp:extent cx="4716780" cy="1589394"/>
+                  <wp:effectExtent l="0" t="0" r="7620" b="0"/>
+                  <wp:docPr id="195969234" name="Picture 1"/>
+                  <wp:cNvGraphicFramePr>
+                    <a:graphicFrameLocks xmlns:a="http://schemas.openxmlformats.org/drawingml/2006/main" noChangeAspect="1"/>
+                  </wp:cNvGraphicFramePr>
+                  <a:graphic xmlns:a="http://schemas.openxmlformats.org/drawingml/2006/main">
+                    <a:graphicData uri="http://schemas.openxmlformats.org/drawingml/2006/picture">
+                      <pic:pic xmlns:pic="http://schemas.openxmlformats.org/drawingml/2006/picture">
+                        <pic:nvPicPr>
+                          <pic:cNvPr id="195969234" name=""/>
+                          <pic:cNvPicPr/>
+                        </pic:nvPicPr>
+                        <pic:blipFill>
+                          <a:blip r:embed="rId26"/>
+                          <a:stretch>
+                            <a:fillRect/>
+                          </a:stretch>
+                        </pic:blipFill>
+                        <pic:spPr>
+                          <a:xfrm>
+                            <a:off x="0" y="0"/>
+                            <a:ext cx="4737957" cy="1596530"/>
+                          </a:xfrm>
+                          <a:prstGeom prst="rect">
+                            <a:avLst/>
+                          </a:prstGeom>
+                        </pic:spPr>
+                      </pic:pic>
+                    </a:graphicData>
+                  </a:graphic>
+                </wp:inline>
+              </w:drawing>
+            </w:r>
+          </w:p>
+        </w:tc>
+      </w:tr>
+      <w:tr>
+        <w:tc>
+          <w:tcPr>
+            <w:tcW w:w="9350" w:type="dxa"/>
+            <w:tcMar>
+              <w:top w:w="100" w:type="dxa"/>
+              <w:left w:w="120" w:type="dxa"/>
+              <w:bottom w:w="100" w:type="dxa"/>
+              <w:right w:w="120" w:type="dxa"/>
+            </w:tcMar>
+            <w:vAlign w:val="center"/>
+          </w:tcPr>
+          <w:p>
+            <w:pPr>
+              <w:jc w:val="center"/>
+              <w:rPr>
+                <w:noProof/>
+              </w:rPr>
+            </w:pPr>
+            <w:r>
+              <w:rPr>
+                <w:noProof/>
+              </w:rPr>
+              <w:drawing>
+                <wp:inline distT="0" distB="0" distL="0" distR="0" wp14:anchorId="5789E237" wp14:editId="3554872F">
+                  <wp:extent cx="4533900" cy="1179617"/>
+                  <wp:effectExtent l="0" t="0" r="0" b="1905"/>
                   <wp:docPr id="512614967" name="Picture 16"/>
                   <wp:cNvGraphicFramePr>
                     <a:graphicFrameLocks xmlns:a="http://schemas.openxmlformats.org/drawingml/2006/main" noChangeAspect="1"/>
@@ -13781,7 +13468,7 @@
                           </pic:cNvPicPr>
                         </pic:nvPicPr>
                         <pic:blipFill>
-                          <a:blip r:embed="rId24">
+                          <a:blip r:embed="rId27">
                             <a:extLst>
                               <a:ext uri="{28A0092B-C50C-407E-A947-70E740481C1C}">
                                 <a14:useLocalDpi xmlns:a14="http://schemas.microsoft.com/office/drawing/2010/main" val="0"/>
@@ -13796,7 +13483,7 @@
                         <pic:spPr bwMode="auto">
                           <a:xfrm>
                             <a:off x="0" y="0"/>
-                            <a:ext cx="5595611" cy="1455849"/>
+                            <a:ext cx="4564798" cy="1187656"/>
                           </a:xfrm>
                           <a:prstGeom prst="rect">
                             <a:avLst/>
@@ -13816,12 +13503,6 @@
         </w:tc>
       </w:tr>
       <w:tr>
-        <w:tblPrEx>
-          <w:tblCellMar>
-            <w:top w:w="0" w:type="dxa"/>
-            <w:bottom w:w="0" w:type="dxa"/>
-          </w:tblCellMar>
-        </w:tblPrEx>
         <w:tc>
           <w:tcPr>
             <w:tcW w:w="9350" w:type="dxa"/>
@@ -13845,9 +13526,9 @@
                 <w:noProof/>
               </w:rPr>
               <w:drawing>
-                <wp:inline distT="0" distB="0" distL="0" distR="0" wp14:anchorId="74795CBC" wp14:editId="0E3E88D3">
-                  <wp:extent cx="4998720" cy="5993330"/>
-                  <wp:effectExtent l="0" t="0" r="0" b="7620"/>
+                <wp:inline distT="0" distB="0" distL="0" distR="0" wp14:anchorId="74795CBC" wp14:editId="08019D97">
+                  <wp:extent cx="3840480" cy="4604631"/>
+                  <wp:effectExtent l="0" t="0" r="7620" b="5715"/>
                   <wp:docPr id="1983857128" name="Picture 17"/>
                   <wp:cNvGraphicFramePr>
                     <a:graphicFrameLocks xmlns:a="http://schemas.openxmlformats.org/drawingml/2006/main" noChangeAspect="1"/>
@@ -13862,7 +13543,7 @@
                           </pic:cNvPicPr>
                         </pic:nvPicPr>
                         <pic:blipFill>
-                          <a:blip r:embed="rId25">
+                          <a:blip r:embed="rId28">
                             <a:extLst>
                               <a:ext uri="{28A0092B-C50C-407E-A947-70E740481C1C}">
                                 <a14:useLocalDpi xmlns:a14="http://schemas.microsoft.com/office/drawing/2010/main" val="0"/>
@@ -13877,7 +13558,7 @@
                         <pic:spPr bwMode="auto">
                           <a:xfrm>
                             <a:off x="0" y="0"/>
-                            <a:ext cx="5012032" cy="6009291"/>
+                            <a:ext cx="3871533" cy="4641863"/>
                           </a:xfrm>
                           <a:prstGeom prst="rect">
                             <a:avLst/>
@@ -13897,12 +13578,6 @@
         </w:tc>
       </w:tr>
       <w:tr>
-        <w:tblPrEx>
-          <w:tblCellMar>
-            <w:top w:w="0" w:type="dxa"/>
-            <w:bottom w:w="0" w:type="dxa"/>
-          </w:tblCellMar>
-        </w:tblPrEx>
         <w:tc>
           <w:tcPr>
             <w:tcW w:w="9350" w:type="dxa"/>
@@ -13943,7 +13618,7 @@
                           </pic:cNvPicPr>
                         </pic:nvPicPr>
                         <pic:blipFill>
-                          <a:blip r:embed="rId26">
+                          <a:blip r:embed="rId29">
                             <a:extLst>
                               <a:ext uri="{28A0092B-C50C-407E-A947-70E740481C1C}">
                                 <a14:useLocalDpi xmlns:a14="http://schemas.microsoft.com/office/drawing/2010/main" val="0"/>
@@ -13978,12 +13653,6 @@
         </w:tc>
       </w:tr>
       <w:tr>
-        <w:tblPrEx>
-          <w:tblCellMar>
-            <w:top w:w="0" w:type="dxa"/>
-            <w:bottom w:w="0" w:type="dxa"/>
-          </w:tblCellMar>
-        </w:tblPrEx>
         <w:tc>
           <w:tcPr>
             <w:tcW w:w="9350" w:type="dxa"/>
@@ -14024,7 +13693,7 @@
                           </pic:cNvPicPr>
                         </pic:nvPicPr>
                         <pic:blipFill>
-                          <a:blip r:embed="rId27">
+                          <a:blip r:embed="rId30">
                             <a:extLst>
                               <a:ext uri="{28A0092B-C50C-407E-A947-70E740481C1C}">
                                 <a14:useLocalDpi xmlns:a14="http://schemas.microsoft.com/office/drawing/2010/main" val="0"/>
@@ -14059,12 +13728,6 @@
         </w:tc>
       </w:tr>
       <w:tr>
-        <w:tblPrEx>
-          <w:tblCellMar>
-            <w:top w:w="0" w:type="dxa"/>
-            <w:bottom w:w="0" w:type="dxa"/>
-          </w:tblCellMar>
-        </w:tblPrEx>
         <w:tc>
           <w:tcPr>
             <w:tcW w:w="9350" w:type="dxa"/>
@@ -14078,6 +13741,7 @@
           </w:tcPr>
           <w:p>
             <w:pPr>
+              <w:jc w:val="center"/>
               <w:rPr>
                 <w:noProof/>
               </w:rPr>
@@ -14105,7 +13769,7 @@
                           </pic:cNvPicPr>
                         </pic:nvPicPr>
                         <pic:blipFill>
-                          <a:blip r:embed="rId28">
+                          <a:blip r:embed="rId31">
                             <a:extLst>
                               <a:ext uri="{28A0092B-C50C-407E-A947-70E740481C1C}">
                                 <a14:useLocalDpi xmlns:a14="http://schemas.microsoft.com/office/drawing/2010/main" val="0"/>
@@ -14156,7 +13820,7 @@
         </w:pBdr>
         <w:spacing w:before="400" w:after="200"/>
       </w:pPr>
-      <w:bookmarkStart w:id="32" w:name="_Toc241263674"/>
+      <w:bookmarkStart w:id="32" w:name="_Toc241268151"/>
       <w:proofErr w:type="gramStart"/>
       <w:r>
         <w:rPr>
@@ -14385,8 +14049,8 @@
       </w:r>
     </w:p>
     <w:sectPr>
-      <w:headerReference w:type="default" r:id="rId29"/>
-      <w:footerReference w:type="default" r:id="rId30"/>
+      <w:headerReference w:type="default" r:id="rId32"/>
+      <w:footerReference w:type="default" r:id="rId33"/>
       <w:pgSz w:w="12240" w:h="15840"/>
       <w:pgMar w:top="1440" w:right="1440" w:bottom="1440" w:left="1440" w:header="708" w:footer="708" w:gutter="0"/>
       <w:cols w:space="720"/>
@@ -15485,6 +15149,7 @@
   <w:style w:type="character" w:default="1" w:styleId="DefaultParagraphFont">
     <w:name w:val="Default Paragraph Font"/>
     <w:uiPriority w:val="1"/>
+    <w:semiHidden/>
     <w:unhideWhenUsed/>
   </w:style>
   <w:style w:type="table" w:default="1" w:styleId="TableNormal">

--- a/Week 3/Bonus-Mediroza/Mediroza_Pentest_Report.docx
+++ b/Week 3/Bonus-Mediroza/Mediroza_Pentest_Report.docx
@@ -10420,14 +10420,12 @@
               </w:rPr>
               <w:t xml:space="preserve">Restrict ports 2082/2083/2086/2087/2095/2096 to an IP allow-list (admin/office IPs) or place behind a VPN; if not achievable at the hosting level, request Namecheap </w:t>
             </w:r>
-            <w:proofErr w:type="gramStart"/>
-            <w:r>
-              <w:rPr>
-                <w:rFonts w:ascii="Calibri" w:eastAsia="Calibri" w:hAnsi="Calibri" w:cs="Calibri"/>
-              </w:rPr>
-              <w:t>enable</w:t>
-            </w:r>
-            <w:proofErr w:type="gramEnd"/>
+            <w:r>
+              <w:rPr>
+                <w:rFonts w:ascii="Calibri" w:eastAsia="Calibri" w:hAnsi="Calibri" w:cs="Calibri"/>
+              </w:rPr>
+              <w:t>enables</w:t>
+            </w:r>
             <w:r>
               <w:rPr>
                 <w:rFonts w:ascii="Calibri" w:eastAsia="Calibri" w:hAnsi="Calibri" w:cs="Calibri"/>
@@ -10758,8 +10756,6 @@
             <w:r>
               <w:rPr>
                 <w:rFonts w:ascii="Calibri" w:eastAsia="Calibri" w:hAnsi="Calibri" w:cs="Calibri"/>
-                <w:b/>
-                <w:bCs/>
               </w:rPr>
               <w:t>Exposed /old/ Directory</w:t>
             </w:r>
@@ -11150,14 +11146,12 @@
               </w:rPr>
               <w:t xml:space="preserve"> for both invalid usernames and invalid passwords. Avoid revealing whether an account exists and consider rate limiting or account lockout </w:t>
             </w:r>
-            <w:proofErr w:type="gramStart"/>
-            <w:r>
-              <w:rPr>
-                <w:rFonts w:ascii="Calibri" w:eastAsia="Calibri" w:hAnsi="Calibri" w:cs="Calibri"/>
-              </w:rPr>
-              <w:t>protections</w:t>
-            </w:r>
-            <w:proofErr w:type="gramEnd"/>
+            <w:r>
+              <w:rPr>
+                <w:rFonts w:ascii="Calibri" w:eastAsia="Calibri" w:hAnsi="Calibri" w:cs="Calibri"/>
+              </w:rPr>
+              <w:t>protection</w:t>
+            </w:r>
             <w:r>
               <w:rPr>
                 <w:rFonts w:ascii="Calibri" w:eastAsia="Calibri" w:hAnsi="Calibri" w:cs="Calibri"/>
@@ -11331,13 +11325,11 @@
             <w:pPr>
               <w:rPr>
                 <w:rFonts w:ascii="Calibri" w:eastAsia="Calibri" w:hAnsi="Calibri" w:cs="Calibri"/>
-                <w:color w:val="111827"/>
               </w:rPr>
             </w:pPr>
             <w:r>
               <w:rPr>
                 <w:rFonts w:ascii="Calibri" w:eastAsia="Calibri" w:hAnsi="Calibri" w:cs="Calibri"/>
-                <w:color w:val="111827"/>
               </w:rPr>
               <w:t>Sensitive Information Disclosure Through PDF Metadata</w:t>
             </w:r>
@@ -11358,13 +11350,11 @@
             <w:pPr>
               <w:rPr>
                 <w:rFonts w:ascii="Calibri" w:eastAsia="Calibri" w:hAnsi="Calibri" w:cs="Calibri"/>
-                <w:color w:val="111827"/>
               </w:rPr>
             </w:pPr>
             <w:r>
               <w:rPr>
                 <w:rFonts w:ascii="Calibri" w:eastAsia="Calibri" w:hAnsi="Calibri" w:cs="Calibri"/>
-                <w:color w:val="111827"/>
               </w:rPr>
               <w:t>Remove unnecessary metadata from documents before publication or download. Metadata should not contain internal paths, backup locations, migration notes, usernames, system information, or other operational details that could assist reconnaissance.</w:t>
             </w:r>
